--- a/docs/D2 - Requirements Specification/Requirements Specification.docx
+++ b/docs/D2 - Requirements Specification/Requirements Specification.docx
@@ -178,7 +178,7 @@
           <w:r>
             <w:fldChar w:fldCharType="separate"/>
           </w:r>
-          <w:hyperlink w:anchor="_Toc222407169" w:history="1">
+          <w:hyperlink w:anchor="_Toc222416310" w:history="1">
             <w:r>
               <w:rPr>
                 <w:rStyle w:val="Hyperlink"/>
@@ -205,7 +205,7 @@
                 <w:noProof/>
                 <w:webHidden/>
               </w:rPr>
-              <w:instrText xml:space="preserve"> PAGEREF _Toc222407169 \h </w:instrText>
+              <w:instrText xml:space="preserve"> PAGEREF _Toc222416310 \h </w:instrText>
             </w:r>
             <w:r>
               <w:rPr>
@@ -248,7 +248,7 @@
               <w:lang w:eastAsia="en-CA"/>
             </w:rPr>
           </w:pPr>
-          <w:hyperlink w:anchor="_Toc222407170" w:history="1">
+          <w:hyperlink w:anchor="_Toc222416311" w:history="1">
             <w:r>
               <w:rPr>
                 <w:rStyle w:val="Hyperlink"/>
@@ -275,7 +275,7 @@
                 <w:noProof/>
                 <w:webHidden/>
               </w:rPr>
-              <w:instrText xml:space="preserve"> PAGEREF _Toc222407170 \h </w:instrText>
+              <w:instrText xml:space="preserve"> PAGEREF _Toc222416311 \h </w:instrText>
             </w:r>
             <w:r>
               <w:rPr>
@@ -318,7 +318,7 @@
               <w:lang w:eastAsia="en-CA"/>
             </w:rPr>
           </w:pPr>
-          <w:hyperlink w:anchor="_Toc222407171" w:history="1">
+          <w:hyperlink w:anchor="_Toc222416312" w:history="1">
             <w:r>
               <w:rPr>
                 <w:rStyle w:val="Hyperlink"/>
@@ -345,7 +345,7 @@
                 <w:noProof/>
                 <w:webHidden/>
               </w:rPr>
-              <w:instrText xml:space="preserve"> PAGEREF _Toc222407171 \h </w:instrText>
+              <w:instrText xml:space="preserve"> PAGEREF _Toc222416312 \h </w:instrText>
             </w:r>
             <w:r>
               <w:rPr>
@@ -388,7 +388,7 @@
               <w:lang w:eastAsia="en-CA"/>
             </w:rPr>
           </w:pPr>
-          <w:hyperlink w:anchor="_Toc222407172" w:history="1">
+          <w:hyperlink w:anchor="_Toc222416313" w:history="1">
             <w:r>
               <w:rPr>
                 <w:rStyle w:val="Hyperlink"/>
@@ -415,7 +415,147 @@
                 <w:noProof/>
                 <w:webHidden/>
               </w:rPr>
-              <w:instrText xml:space="preserve"> PAGEREF _Toc222407172 \h </w:instrText>
+              <w:instrText xml:space="preserve"> PAGEREF _Toc222416313 \h </w:instrText>
+            </w:r>
+            <w:r>
+              <w:rPr>
+                <w:noProof/>
+                <w:webHidden/>
+              </w:rPr>
+            </w:r>
+            <w:r>
+              <w:rPr>
+                <w:noProof/>
+                <w:webHidden/>
+              </w:rPr>
+              <w:fldChar w:fldCharType="separate"/>
+            </w:r>
+            <w:r>
+              <w:rPr>
+                <w:noProof/>
+                <w:webHidden/>
+              </w:rPr>
+              <w:t>5</w:t>
+            </w:r>
+            <w:r>
+              <w:rPr>
+                <w:noProof/>
+                <w:webHidden/>
+              </w:rPr>
+              <w:fldChar w:fldCharType="end"/>
+            </w:r>
+          </w:hyperlink>
+        </w:p>
+        <w:p>
+          <w:pPr>
+            <w:pStyle w:val="TOC2"/>
+            <w:tabs>
+              <w:tab w:val="right" w:leader="dot" w:pos="8828"/>
+            </w:tabs>
+            <w:rPr>
+              <w:rFonts w:eastAsiaTheme="minorEastAsia"/>
+              <w:noProof/>
+              <w:lang w:eastAsia="en-CA"/>
+            </w:rPr>
+          </w:pPr>
+          <w:hyperlink w:anchor="_Toc222416314" w:history="1">
+            <w:r>
+              <w:rPr>
+                <w:rStyle w:val="Hyperlink"/>
+                <w:noProof/>
+              </w:rPr>
+              <w:t>Non-Functional Requirements</w:t>
+            </w:r>
+            <w:r>
+              <w:rPr>
+                <w:noProof/>
+                <w:webHidden/>
+              </w:rPr>
+              <w:tab/>
+            </w:r>
+            <w:r>
+              <w:rPr>
+                <w:noProof/>
+                <w:webHidden/>
+              </w:rPr>
+              <w:fldChar w:fldCharType="begin"/>
+            </w:r>
+            <w:r>
+              <w:rPr>
+                <w:noProof/>
+                <w:webHidden/>
+              </w:rPr>
+              <w:instrText xml:space="preserve"> PAGEREF _Toc222416314 \h </w:instrText>
+            </w:r>
+            <w:r>
+              <w:rPr>
+                <w:noProof/>
+                <w:webHidden/>
+              </w:rPr>
+            </w:r>
+            <w:r>
+              <w:rPr>
+                <w:noProof/>
+                <w:webHidden/>
+              </w:rPr>
+              <w:fldChar w:fldCharType="separate"/>
+            </w:r>
+            <w:r>
+              <w:rPr>
+                <w:noProof/>
+                <w:webHidden/>
+              </w:rPr>
+              <w:t>5</w:t>
+            </w:r>
+            <w:r>
+              <w:rPr>
+                <w:noProof/>
+                <w:webHidden/>
+              </w:rPr>
+              <w:fldChar w:fldCharType="end"/>
+            </w:r>
+          </w:hyperlink>
+        </w:p>
+        <w:p>
+          <w:pPr>
+            <w:pStyle w:val="TOC2"/>
+            <w:tabs>
+              <w:tab w:val="right" w:leader="dot" w:pos="8828"/>
+            </w:tabs>
+            <w:rPr>
+              <w:rFonts w:eastAsiaTheme="minorEastAsia"/>
+              <w:noProof/>
+              <w:lang w:eastAsia="en-CA"/>
+            </w:rPr>
+          </w:pPr>
+          <w:hyperlink w:anchor="_Toc222416315" w:history="1">
+            <w:r>
+              <w:rPr>
+                <w:rStyle w:val="Hyperlink"/>
+                <w:noProof/>
+              </w:rPr>
+              <w:t>Functional Requirements</w:t>
+            </w:r>
+            <w:r>
+              <w:rPr>
+                <w:noProof/>
+                <w:webHidden/>
+              </w:rPr>
+              <w:tab/>
+            </w:r>
+            <w:r>
+              <w:rPr>
+                <w:noProof/>
+                <w:webHidden/>
+              </w:rPr>
+              <w:fldChar w:fldCharType="begin"/>
+            </w:r>
+            <w:r>
+              <w:rPr>
+                <w:noProof/>
+                <w:webHidden/>
+              </w:rPr>
+              <w:instrText xml:space="preserve"> PAGEREF _Toc222416315 \h </w:instrText>
             </w:r>
             <w:r>
               <w:rPr>
@@ -468,9 +608,6 @@
         <w:pStyle w:val="Heading1"/>
       </w:pPr>
     </w:p>
-    <w:p/>
-    <w:p/>
-    <w:p/>
     <w:p/>
     <w:p/>
     <w:p/>
@@ -493,7 +630,7 @@
       <w:pPr>
         <w:pStyle w:val="Heading2"/>
       </w:pPr>
-      <w:bookmarkStart w:id="0" w:name="_Toc222407169"/>
+      <w:bookmarkStart w:id="0" w:name="_Toc222416310"/>
       <w:r>
         <w:lastRenderedPageBreak/>
         <w:t>User Interface</w:t>
@@ -622,16 +759,25 @@
               <w:t>.</w:t>
             </w:r>
             <w:r>
-              <w:t xml:space="preserve"> This modal can be used to figure out what </w:t>
+              <w:t xml:space="preserve"> This modal </w:t>
+            </w:r>
+            <w:r>
+              <w:t>informs users of</w:t>
+            </w:r>
+            <w:r>
+              <w:t xml:space="preserve"> what </w:t>
             </w:r>
             <w:r>
               <w:t xml:space="preserve">a hirable NPC desires and </w:t>
             </w:r>
             <w:r>
-              <w:t xml:space="preserve">must give the option of gifting items to </w:t>
-            </w:r>
-            <w:r>
-              <w:t>them</w:t>
+              <w:t xml:space="preserve">the option to </w:t>
+            </w:r>
+            <w:r>
+              <w:t xml:space="preserve">give a </w:t>
+            </w:r>
+            <w:r>
+              <w:t>gift</w:t>
             </w:r>
             <w:r>
               <w:t>.</w:t>
@@ -828,7 +974,13 @@
               <w:t xml:space="preserve"> go will disable the previous areas. Used after the final </w:t>
             </w:r>
             <w:r>
-              <w:t>stage of the map is reached and the next map is to be loaded.</w:t>
+              <w:t>s</w:t>
+            </w:r>
+            <w:r>
+              <w:t xml:space="preserve">ection </w:t>
+            </w:r>
+            <w:r>
+              <w:t>of the map is reached and the next map is to be loaded.</w:t>
             </w:r>
           </w:p>
         </w:tc>
@@ -866,61 +1018,69 @@
           <w:p>
             <w:r>
               <w:rPr>
+                <w:color w:val="00B050"/>
+              </w:rPr>
+              <w:t>Must Have</w:t>
+            </w:r>
+          </w:p>
+        </w:tc>
+        <w:tc>
+          <w:tcPr>
+            <w:tcW w:w="4414" w:type="dxa"/>
+          </w:tcPr>
+          <w:p>
+            <w:r>
+              <w:t>The game must remain responsive during all background operations.</w:t>
+            </w:r>
+          </w:p>
+        </w:tc>
+      </w:tr>
+      <w:tr>
+        <w:tc>
+          <w:tcPr>
+            <w:tcW w:w="4414" w:type="dxa"/>
+          </w:tcPr>
+          <w:p>
+            <w:r>
+              <w:rPr>
+                <w:color w:val="00B050"/>
+              </w:rPr>
+              <w:t>Must Have</w:t>
+            </w:r>
+          </w:p>
+        </w:tc>
+        <w:tc>
+          <w:tcPr>
+            <w:tcW w:w="4414" w:type="dxa"/>
+          </w:tcPr>
+          <w:p>
+            <w:r>
+              <w:t>Legible UI with attention to contrast.</w:t>
+            </w:r>
+          </w:p>
+        </w:tc>
+      </w:tr>
+      <w:tr>
+        <w:tc>
+          <w:tcPr>
+            <w:tcW w:w="4414" w:type="dxa"/>
+          </w:tcPr>
+          <w:p>
+            <w:r>
+              <w:rPr>
                 <w:color w:val="92D050"/>
               </w:rPr>
-              <w:t>Shoul</w:t>
-            </w:r>
-            <w:r>
-              <w:rPr>
-                <w:color w:val="92D050"/>
-              </w:rPr>
-              <w:t>d</w:t>
-            </w:r>
-            <w:r>
-              <w:rPr>
-                <w:color w:val="92D050"/>
-              </w:rPr>
-              <w:t xml:space="preserve"> Have </w:t>
-            </w:r>
-          </w:p>
-        </w:tc>
-        <w:tc>
-          <w:tcPr>
-            <w:tcW w:w="4414" w:type="dxa"/>
-          </w:tcPr>
-          <w:p>
-            <w:r>
-              <w:t xml:space="preserve">An “about” button which </w:t>
-            </w:r>
-            <w:r>
-              <w:t xml:space="preserve">displays </w:t>
-            </w:r>
-            <w:r>
-              <w:t xml:space="preserve">a </w:t>
-            </w:r>
-            <w:r>
-              <w:t xml:space="preserve">dialog </w:t>
-            </w:r>
-            <w:r>
-              <w:t xml:space="preserve">box </w:t>
-            </w:r>
-            <w:r>
-              <w:t>about the</w:t>
-            </w:r>
-            <w:r>
-              <w:t xml:space="preserve"> lore </w:t>
-            </w:r>
-            <w:r>
-              <w:t>of a friendly</w:t>
-            </w:r>
-            <w:r>
-              <w:t xml:space="preserve"> </w:t>
-            </w:r>
-            <w:r>
-              <w:t>NPC</w:t>
-            </w:r>
-            <w:r>
-              <w:t>.</w:t>
+              <w:t>Should Have</w:t>
+            </w:r>
+          </w:p>
+        </w:tc>
+        <w:tc>
+          <w:tcPr>
+            <w:tcW w:w="4414" w:type="dxa"/>
+          </w:tcPr>
+          <w:p>
+            <w:r>
+              <w:t>An “about” button which displays a dialog box about the lore of a friendly NPC.</w:t>
             </w:r>
           </w:p>
         </w:tc>
@@ -1002,12 +1162,11 @@
       </w:tr>
     </w:tbl>
     <w:p/>
-    <w:p/>
     <w:p>
       <w:pPr>
         <w:pStyle w:val="Heading2"/>
       </w:pPr>
-      <w:bookmarkStart w:id="1" w:name="_Toc222407170"/>
+      <w:bookmarkStart w:id="1" w:name="_Toc222416311"/>
       <w:r>
         <w:lastRenderedPageBreak/>
         <w:t>Game Logic</w:t>
@@ -1231,13 +1390,22 @@
           </w:tcPr>
           <w:p>
             <w:r>
-              <w:t xml:space="preserve">All enemies initialized </w:t>
+              <w:t xml:space="preserve">All enemies </w:t>
+            </w:r>
+            <w:r>
+              <w:t xml:space="preserve">and allies are </w:t>
+            </w:r>
+            <w:r>
+              <w:t xml:space="preserve">initialized </w:t>
             </w:r>
             <w:r>
               <w:t xml:space="preserve">with a list </w:t>
             </w:r>
             <w:r>
-              <w:t>when the application is launched.</w:t>
+              <w:t>when the application is launched</w:t>
+            </w:r>
+            <w:r>
+              <w:t>. They must all inherit a superclass.</w:t>
             </w:r>
           </w:p>
         </w:tc>
@@ -1374,22 +1542,28 @@
               <w:t xml:space="preserve">Ability to reset </w:t>
             </w:r>
             <w:r>
-              <w:t>the game.</w:t>
-            </w:r>
-          </w:p>
-        </w:tc>
-      </w:tr>
-      <w:tr>
-        <w:tc>
-          <w:tcPr>
-            <w:tcW w:w="4414" w:type="dxa"/>
-          </w:tcPr>
-          <w:p>
-            <w:r>
-              <w:rPr>
-                <w:color w:val="92D050"/>
-              </w:rPr>
-              <w:t>Should Have</w:t>
+              <w:t>the game</w:t>
+            </w:r>
+            <w:r>
+              <w:t xml:space="preserve"> progress completely</w:t>
+            </w:r>
+            <w:r>
+              <w:t>.</w:t>
+            </w:r>
+          </w:p>
+        </w:tc>
+      </w:tr>
+      <w:tr>
+        <w:tc>
+          <w:tcPr>
+            <w:tcW w:w="4414" w:type="dxa"/>
+          </w:tcPr>
+          <w:p>
+            <w:r>
+              <w:rPr>
+                <w:color w:val="00B050"/>
+              </w:rPr>
+              <w:t>Must Have</w:t>
             </w:r>
           </w:p>
         </w:tc>
@@ -1412,6 +1586,37 @@
           <w:p>
             <w:r>
               <w:rPr>
+                <w:color w:val="00B050"/>
+              </w:rPr>
+              <w:t>Must Have</w:t>
+            </w:r>
+          </w:p>
+        </w:tc>
+        <w:tc>
+          <w:tcPr>
+            <w:tcW w:w="4414" w:type="dxa"/>
+          </w:tcPr>
+          <w:p>
+            <w:r>
+              <w:t xml:space="preserve">A win/loss condition function that runs </w:t>
+            </w:r>
+            <w:r>
+              <w:t>after each combat action</w:t>
+            </w:r>
+            <w:r>
+              <w:t>.</w:t>
+            </w:r>
+          </w:p>
+        </w:tc>
+      </w:tr>
+      <w:tr>
+        <w:tc>
+          <w:tcPr>
+            <w:tcW w:w="4414" w:type="dxa"/>
+          </w:tcPr>
+          <w:p>
+            <w:r>
+              <w:rPr>
                 <w:color w:val="FFC000"/>
               </w:rPr>
               <w:t>Could Have</w:t>
@@ -1424,13 +1629,7 @@
           </w:tcPr>
           <w:p>
             <w:r>
-              <w:t xml:space="preserve">Effectiveness of attacks based </w:t>
-            </w:r>
-            <w:r>
-              <w:t xml:space="preserve">on </w:t>
-            </w:r>
-            <w:r>
-              <w:t>compatibility. E.g. if you use a water attack on an enemy made of fire, it does double damage.</w:t>
+              <w:t>Effectiveness of attacks based on compatibility. E.g. if you use a water attack on an enemy made of fire, it does double damage.</w:t>
             </w:r>
           </w:p>
         </w:tc>
@@ -1461,13 +1660,11 @@
         </w:tc>
       </w:tr>
     </w:tbl>
-    <w:p/>
-    <w:p/>
     <w:p>
       <w:pPr>
         <w:pStyle w:val="Heading2"/>
       </w:pPr>
-      <w:bookmarkStart w:id="2" w:name="_Toc222407171"/>
+      <w:bookmarkStart w:id="2" w:name="_Toc222416312"/>
       <w:r>
         <w:lastRenderedPageBreak/>
         <w:t xml:space="preserve">Data </w:t>
@@ -1631,7 +1828,38 @@
               <w:t xml:space="preserve">the game state is loaded based on the </w:t>
             </w:r>
             <w:r>
-              <w:t>stored file.</w:t>
+              <w:t>stored file</w:t>
+            </w:r>
+            <w:r>
+              <w:t xml:space="preserve"> within 3 seconds</w:t>
+            </w:r>
+            <w:r>
+              <w:t>.</w:t>
+            </w:r>
+          </w:p>
+        </w:tc>
+      </w:tr>
+      <w:tr>
+        <w:tc>
+          <w:tcPr>
+            <w:tcW w:w="4414" w:type="dxa"/>
+          </w:tcPr>
+          <w:p>
+            <w:r>
+              <w:rPr>
+                <w:color w:val="00B050"/>
+              </w:rPr>
+              <w:t>Must Have</w:t>
+            </w:r>
+          </w:p>
+        </w:tc>
+        <w:tc>
+          <w:tcPr>
+            <w:tcW w:w="4414" w:type="dxa"/>
+          </w:tcPr>
+          <w:p>
+            <w:r>
+              <w:t>The auto-save process should not interrupt or delay gameplay.</w:t>
             </w:r>
           </w:p>
         </w:tc>
@@ -1687,12 +1915,11 @@
         </w:tc>
       </w:tr>
     </w:tbl>
-    <w:p/>
     <w:p>
       <w:pPr>
         <w:pStyle w:val="Heading2"/>
       </w:pPr>
-      <w:bookmarkStart w:id="3" w:name="_Toc222407172"/>
+      <w:bookmarkStart w:id="3" w:name="_Toc222416313"/>
       <w:r>
         <w:t>NPC</w:t>
       </w:r>
@@ -1865,7 +2092,273 @@
           </w:tcPr>
           <w:p>
             <w:r>
-              <w:t>Complex attacking strategies or interactions.</w:t>
+              <w:t>Complex attacking strategies.</w:t>
+            </w:r>
+          </w:p>
+        </w:tc>
+      </w:tr>
+    </w:tbl>
+    <w:p>
+      <w:pPr>
+        <w:pStyle w:val="Heading2"/>
+      </w:pPr>
+      <w:bookmarkStart w:id="4" w:name="_Toc222416314"/>
+      <w:r>
+        <w:t>Non-</w:t>
+      </w:r>
+      <w:r>
+        <w:t>Functional Requirements</w:t>
+      </w:r>
+      <w:bookmarkEnd w:id="4"/>
+      <w:r>
+        <w:t xml:space="preserve"> </w:t>
+      </w:r>
+    </w:p>
+    <w:tbl>
+      <w:tblPr>
+        <w:tblStyle w:val="TableGrid"/>
+        <w:tblW w:w="0" w:type="auto"/>
+        <w:tblLook w:val="04A0" w:firstRow="1" w:lastRow="0" w:firstColumn="1" w:lastColumn="0" w:noHBand="0" w:noVBand="1"/>
+      </w:tblPr>
+      <w:tblGrid>
+        <w:gridCol w:w="4414"/>
+        <w:gridCol w:w="4414"/>
+      </w:tblGrid>
+      <w:tr>
+        <w:tc>
+          <w:tcPr>
+            <w:tcW w:w="4414" w:type="dxa"/>
+          </w:tcPr>
+          <w:p>
+            <w:r>
+              <w:rPr>
+                <w:color w:val="156082" w:themeColor="accent1"/>
+              </w:rPr>
+              <w:t>Priority</w:t>
+            </w:r>
+          </w:p>
+        </w:tc>
+        <w:tc>
+          <w:tcPr>
+            <w:tcW w:w="4414" w:type="dxa"/>
+          </w:tcPr>
+          <w:p>
+            <w:r>
+              <w:rPr>
+                <w:color w:val="156082" w:themeColor="accent1"/>
+              </w:rPr>
+              <w:t>Requirement</w:t>
+            </w:r>
+          </w:p>
+        </w:tc>
+      </w:tr>
+      <w:tr>
+        <w:tc>
+          <w:tcPr>
+            <w:tcW w:w="4414" w:type="dxa"/>
+          </w:tcPr>
+          <w:p>
+            <w:r>
+              <w:rPr>
+                <w:color w:val="00B050"/>
+              </w:rPr>
+              <w:t>Must Have</w:t>
+            </w:r>
+          </w:p>
+        </w:tc>
+        <w:tc>
+          <w:tcPr>
+            <w:tcW w:w="4414" w:type="dxa"/>
+          </w:tcPr>
+          <w:p>
+            <w:r>
+              <w:t xml:space="preserve">Ability to run on Windows 10/11 using C# with </w:t>
+            </w:r>
+            <w:proofErr w:type="spellStart"/>
+            <w:r>
+              <w:t>WinAppForms</w:t>
+            </w:r>
+            <w:proofErr w:type="spellEnd"/>
+            <w:r>
+              <w:t>.</w:t>
+            </w:r>
+          </w:p>
+        </w:tc>
+      </w:tr>
+      <w:tr>
+        <w:tc>
+          <w:tcPr>
+            <w:tcW w:w="4414" w:type="dxa"/>
+          </w:tcPr>
+          <w:p>
+            <w:r>
+              <w:rPr>
+                <w:color w:val="00B050"/>
+              </w:rPr>
+              <w:t>Must Have</w:t>
+            </w:r>
+          </w:p>
+        </w:tc>
+        <w:tc>
+          <w:tcPr>
+            <w:tcW w:w="4414" w:type="dxa"/>
+          </w:tcPr>
+          <w:p>
+            <w:r>
+              <w:t>Map load within less than 1 second.</w:t>
+            </w:r>
+          </w:p>
+        </w:tc>
+      </w:tr>
+      <w:tr>
+        <w:tc>
+          <w:tcPr>
+            <w:tcW w:w="4414" w:type="dxa"/>
+          </w:tcPr>
+          <w:p>
+            <w:r>
+              <w:rPr>
+                <w:color w:val="00B050"/>
+              </w:rPr>
+              <w:t>Must Have</w:t>
+            </w:r>
+          </w:p>
+        </w:tc>
+        <w:tc>
+          <w:tcPr>
+            <w:tcW w:w="4414" w:type="dxa"/>
+          </w:tcPr>
+          <w:p>
+            <w:r>
+              <w:t>T</w:t>
+            </w:r>
+            <w:r>
+              <w:t xml:space="preserve">ooltips for </w:t>
+            </w:r>
+            <w:r>
+              <w:t xml:space="preserve">appropriate </w:t>
+            </w:r>
+            <w:r>
+              <w:t>controls such as invento</w:t>
+            </w:r>
+            <w:r>
+              <w:t>ry and ally counter</w:t>
+            </w:r>
+            <w:r>
+              <w:t>.</w:t>
+            </w:r>
+          </w:p>
+        </w:tc>
+      </w:tr>
+      <w:tr>
+        <w:tc>
+          <w:tcPr>
+            <w:tcW w:w="4414" w:type="dxa"/>
+          </w:tcPr>
+          <w:p>
+            <w:r>
+              <w:rPr>
+                <w:color w:val="00B050"/>
+              </w:rPr>
+              <w:t>Must Have</w:t>
+            </w:r>
+          </w:p>
+        </w:tc>
+        <w:tc>
+          <w:tcPr>
+            <w:tcW w:w="4414" w:type="dxa"/>
+          </w:tcPr>
+          <w:p>
+            <w:r>
+              <w:t xml:space="preserve">Utilized </w:t>
+            </w:r>
+            <w:proofErr w:type="spellStart"/>
+            <w:r>
+              <w:t>pascalCase</w:t>
+            </w:r>
+            <w:proofErr w:type="spellEnd"/>
+            <w:r>
+              <w:t xml:space="preserve"> and CamelCase</w:t>
+            </w:r>
+            <w:r>
+              <w:t>.</w:t>
+            </w:r>
+          </w:p>
+        </w:tc>
+      </w:tr>
+    </w:tbl>
+    <w:p>
+      <w:pPr>
+        <w:pStyle w:val="Heading2"/>
+      </w:pPr>
+      <w:bookmarkStart w:id="5" w:name="_Toc222416315"/>
+      <w:r>
+        <w:t>Functional Requirements</w:t>
+      </w:r>
+      <w:bookmarkEnd w:id="5"/>
+      <w:r>
+        <w:t xml:space="preserve"> </w:t>
+      </w:r>
+    </w:p>
+    <w:tbl>
+      <w:tblPr>
+        <w:tblStyle w:val="TableGrid"/>
+        <w:tblW w:w="0" w:type="auto"/>
+        <w:tblLook w:val="04A0" w:firstRow="1" w:lastRow="0" w:firstColumn="1" w:lastColumn="0" w:noHBand="0" w:noVBand="1"/>
+      </w:tblPr>
+      <w:tblGrid>
+        <w:gridCol w:w="4414"/>
+        <w:gridCol w:w="4414"/>
+      </w:tblGrid>
+      <w:tr>
+        <w:tc>
+          <w:tcPr>
+            <w:tcW w:w="4414" w:type="dxa"/>
+          </w:tcPr>
+          <w:p>
+            <w:r>
+              <w:rPr>
+                <w:color w:val="156082" w:themeColor="accent1"/>
+              </w:rPr>
+              <w:t>Priority</w:t>
+            </w:r>
+          </w:p>
+        </w:tc>
+        <w:tc>
+          <w:tcPr>
+            <w:tcW w:w="4414" w:type="dxa"/>
+          </w:tcPr>
+          <w:p>
+            <w:r>
+              <w:rPr>
+                <w:color w:val="156082" w:themeColor="accent1"/>
+              </w:rPr>
+              <w:t>Requirement</w:t>
+            </w:r>
+          </w:p>
+        </w:tc>
+      </w:tr>
+      <w:tr>
+        <w:tc>
+          <w:tcPr>
+            <w:tcW w:w="4414" w:type="dxa"/>
+          </w:tcPr>
+          <w:p>
+            <w:r>
+              <w:rPr>
+                <w:color w:val="00B050"/>
+              </w:rPr>
+              <w:t>Must Have</w:t>
+            </w:r>
+          </w:p>
+        </w:tc>
+        <w:tc>
+          <w:tcPr>
+            <w:tcW w:w="4414" w:type="dxa"/>
+          </w:tcPr>
+          <w:p>
+            <w:r>
+              <w:t>YouTube video tutorial.</w:t>
             </w:r>
           </w:p>
         </w:tc>
@@ -2101,6 +2594,118 @@
     </w:lvl>
   </w:abstractNum>
   <w:abstractNum w:abstractNumId="1" w15:restartNumberingAfterBreak="0">
+    <w:nsid w:val="182E6060"/>
+    <w:multiLevelType w:val="hybridMultilevel"/>
+    <w:tmpl w:val="824C05DA"/>
+    <w:lvl w:ilvl="0" w:tplc="39F4CFFC">
+      <w:numFmt w:val="bullet"/>
+      <w:lvlText w:val="-"/>
+      <w:lvlJc w:val="left"/>
+      <w:pPr>
+        <w:ind w:left="720" w:hanging="360"/>
+      </w:pPr>
+      <w:rPr>
+        <w:rFonts w:ascii="Aptos" w:eastAsiaTheme="minorHAnsi" w:hAnsi="Aptos" w:cstheme="minorBidi" w:hint="default"/>
+      </w:rPr>
+    </w:lvl>
+    <w:lvl w:ilvl="1" w:tplc="10090003" w:tentative="1">
+      <w:start w:val="1"/>
+      <w:numFmt w:val="bullet"/>
+      <w:lvlText w:val="o"/>
+      <w:lvlJc w:val="left"/>
+      <w:pPr>
+        <w:ind w:left="1440" w:hanging="360"/>
+      </w:pPr>
+      <w:rPr>
+        <w:rFonts w:ascii="Courier New" w:hAnsi="Courier New" w:cs="Courier New" w:hint="default"/>
+      </w:rPr>
+    </w:lvl>
+    <w:lvl w:ilvl="2" w:tplc="10090005" w:tentative="1">
+      <w:start w:val="1"/>
+      <w:numFmt w:val="bullet"/>
+      <w:lvlText w:val=""/>
+      <w:lvlJc w:val="left"/>
+      <w:pPr>
+        <w:ind w:left="2160" w:hanging="360"/>
+      </w:pPr>
+      <w:rPr>
+        <w:rFonts w:ascii="Wingdings" w:hAnsi="Wingdings" w:hint="default"/>
+      </w:rPr>
+    </w:lvl>
+    <w:lvl w:ilvl="3" w:tplc="10090001" w:tentative="1">
+      <w:start w:val="1"/>
+      <w:numFmt w:val="bullet"/>
+      <w:lvlText w:val=""/>
+      <w:lvlJc w:val="left"/>
+      <w:pPr>
+        <w:ind w:left="2880" w:hanging="360"/>
+      </w:pPr>
+      <w:rPr>
+        <w:rFonts w:ascii="Symbol" w:hAnsi="Symbol" w:hint="default"/>
+      </w:rPr>
+    </w:lvl>
+    <w:lvl w:ilvl="4" w:tplc="10090003" w:tentative="1">
+      <w:start w:val="1"/>
+      <w:numFmt w:val="bullet"/>
+      <w:lvlText w:val="o"/>
+      <w:lvlJc w:val="left"/>
+      <w:pPr>
+        <w:ind w:left="3600" w:hanging="360"/>
+      </w:pPr>
+      <w:rPr>
+        <w:rFonts w:ascii="Courier New" w:hAnsi="Courier New" w:cs="Courier New" w:hint="default"/>
+      </w:rPr>
+    </w:lvl>
+    <w:lvl w:ilvl="5" w:tplc="10090005" w:tentative="1">
+      <w:start w:val="1"/>
+      <w:numFmt w:val="bullet"/>
+      <w:lvlText w:val=""/>
+      <w:lvlJc w:val="left"/>
+      <w:pPr>
+        <w:ind w:left="4320" w:hanging="360"/>
+      </w:pPr>
+      <w:rPr>
+        <w:rFonts w:ascii="Wingdings" w:hAnsi="Wingdings" w:hint="default"/>
+      </w:rPr>
+    </w:lvl>
+    <w:lvl w:ilvl="6" w:tplc="10090001" w:tentative="1">
+      <w:start w:val="1"/>
+      <w:numFmt w:val="bullet"/>
+      <w:lvlText w:val=""/>
+      <w:lvlJc w:val="left"/>
+      <w:pPr>
+        <w:ind w:left="5040" w:hanging="360"/>
+      </w:pPr>
+      <w:rPr>
+        <w:rFonts w:ascii="Symbol" w:hAnsi="Symbol" w:hint="default"/>
+      </w:rPr>
+    </w:lvl>
+    <w:lvl w:ilvl="7" w:tplc="10090003" w:tentative="1">
+      <w:start w:val="1"/>
+      <w:numFmt w:val="bullet"/>
+      <w:lvlText w:val="o"/>
+      <w:lvlJc w:val="left"/>
+      <w:pPr>
+        <w:ind w:left="5760" w:hanging="360"/>
+      </w:pPr>
+      <w:rPr>
+        <w:rFonts w:ascii="Courier New" w:hAnsi="Courier New" w:cs="Courier New" w:hint="default"/>
+      </w:rPr>
+    </w:lvl>
+    <w:lvl w:ilvl="8" w:tplc="10090005" w:tentative="1">
+      <w:start w:val="1"/>
+      <w:numFmt w:val="bullet"/>
+      <w:lvlText w:val=""/>
+      <w:lvlJc w:val="left"/>
+      <w:pPr>
+        <w:ind w:left="6480" w:hanging="360"/>
+      </w:pPr>
+      <w:rPr>
+        <w:rFonts w:ascii="Wingdings" w:hAnsi="Wingdings" w:hint="default"/>
+      </w:rPr>
+    </w:lvl>
+  </w:abstractNum>
+  <w:abstractNum w:abstractNumId="2" w15:restartNumberingAfterBreak="0">
     <w:nsid w:val="23773870"/>
     <w:multiLevelType w:val="hybridMultilevel"/>
     <w:tmpl w:val="A19089DA"/>
@@ -2213,7 +2818,7 @@
       </w:rPr>
     </w:lvl>
   </w:abstractNum>
-  <w:abstractNum w:abstractNumId="2" w15:restartNumberingAfterBreak="0">
+  <w:abstractNum w:abstractNumId="3" w15:restartNumberingAfterBreak="0">
     <w:nsid w:val="348040FB"/>
     <w:multiLevelType w:val="hybridMultilevel"/>
     <w:tmpl w:val="A58EA212"/>
@@ -2326,7 +2931,7 @@
       </w:rPr>
     </w:lvl>
   </w:abstractNum>
-  <w:abstractNum w:abstractNumId="3" w15:restartNumberingAfterBreak="0">
+  <w:abstractNum w:abstractNumId="4" w15:restartNumberingAfterBreak="0">
     <w:nsid w:val="3CD27DEE"/>
     <w:multiLevelType w:val="hybridMultilevel"/>
     <w:tmpl w:val="8BF264BC"/>
@@ -2439,7 +3044,7 @@
       </w:rPr>
     </w:lvl>
   </w:abstractNum>
-  <w:abstractNum w:abstractNumId="4" w15:restartNumberingAfterBreak="0">
+  <w:abstractNum w:abstractNumId="5" w15:restartNumberingAfterBreak="0">
     <w:nsid w:val="5C4513E1"/>
     <w:multiLevelType w:val="hybridMultilevel"/>
     <w:tmpl w:val="D2323F3E"/>
@@ -2552,7 +3157,7 @@
       </w:rPr>
     </w:lvl>
   </w:abstractNum>
-  <w:abstractNum w:abstractNumId="5" w15:restartNumberingAfterBreak="0">
+  <w:abstractNum w:abstractNumId="6" w15:restartNumberingAfterBreak="0">
     <w:nsid w:val="61F9670A"/>
     <w:multiLevelType w:val="hybridMultilevel"/>
     <w:tmpl w:val="2F901E74"/>
@@ -2642,22 +3247,25 @@
     </w:lvl>
   </w:abstractNum>
   <w:num w:numId="1" w16cid:durableId="1809394824">
-    <w:abstractNumId w:val="5"/>
+    <w:abstractNumId w:val="6"/>
   </w:num>
   <w:num w:numId="2" w16cid:durableId="644239941">
     <w:abstractNumId w:val="0"/>
   </w:num>
   <w:num w:numId="3" w16cid:durableId="341014262">
+    <w:abstractNumId w:val="3"/>
+  </w:num>
+  <w:num w:numId="4" w16cid:durableId="1394692655">
+    <w:abstractNumId w:val="4"/>
+  </w:num>
+  <w:num w:numId="5" w16cid:durableId="1099981037">
     <w:abstractNumId w:val="2"/>
   </w:num>
-  <w:num w:numId="4" w16cid:durableId="1394692655">
-    <w:abstractNumId w:val="3"/>
+  <w:num w:numId="6" w16cid:durableId="1432698390">
+    <w:abstractNumId w:val="5"/>
   </w:num>
-  <w:num w:numId="5" w16cid:durableId="1099981037">
+  <w:num w:numId="7" w16cid:durableId="941953302">
     <w:abstractNumId w:val="1"/>
-  </w:num>
-  <w:num w:numId="6" w16cid:durableId="1432698390">
-    <w:abstractNumId w:val="4"/>
   </w:num>
 </w:numbering>
 </file>
